--- a/Docs/PROJECT DOCUMENTATION.docx
+++ b/Docs/PROJECT DOCUMENTATION.docx
@@ -670,6 +670,142 @@
           <w:bCs/>
         </w:rPr>
       </w:pPr>
+    </w:p>
+    <w:p>
+      <w:pPr>
+        <w:rPr>
+          <w:b/>
+          <w:bCs/>
+        </w:rPr>
+      </w:pPr>
+      <w:r>
+        <w:rPr>
+          <w:b/>
+          <w:bCs/>
+        </w:rPr>
+        <w:t xml:space="preserve"># </w:t>
+      </w:r>
+      <w:r>
+        <w:rPr>
+          <w:b/>
+          <w:bCs/>
+        </w:rPr>
+        <w:t>Testing and Quality Assurance</w:t>
+      </w:r>
+    </w:p>
+    <w:p>
+      <w:r>
+        <w:t xml:space="preserve">To ensure system reliability and code stability, a comprehensive Unit Testing framework was implemented using Python's </w:t>
+      </w:r>
+      <w:proofErr w:type="spellStart"/>
+      <w:r>
+        <w:t>unittest</w:t>
+      </w:r>
+      <w:proofErr w:type="spellEnd"/>
+      <w:r>
+        <w:t xml:space="preserve"> library. This testing suite validates critical backend components in isolation before full pipeline execution.</w:t>
+      </w:r>
+    </w:p>
+    <w:p>
+      <w:r>
+        <w:rPr>
+          <w:b/>
+          <w:bCs/>
+        </w:rPr>
+        <w:lastRenderedPageBreak/>
+        <w:t>Key Testing Areas:</w:t>
+      </w:r>
+    </w:p>
+    <w:p>
+      <w:pPr>
+        <w:numPr>
+          <w:ilvl w:val="0"/>
+          <w:numId w:val="12"/>
+        </w:numPr>
+      </w:pPr>
+      <w:r>
+        <w:rPr>
+          <w:b/>
+          <w:bCs/>
+        </w:rPr>
+        <w:t>Utility Logic:</w:t>
+      </w:r>
+      <w:r>
+        <w:t xml:space="preserve"> Verifies data formatting functions, such as converting raw seconds into human-readable timestamps (</w:t>
+      </w:r>
+      <w:proofErr w:type="gramStart"/>
+      <w:r>
+        <w:t>MM:SS</w:t>
+      </w:r>
+      <w:proofErr w:type="gramEnd"/>
+      <w:r>
+        <w:t>), ensuring accurate time display in the dashboard.</w:t>
+      </w:r>
+    </w:p>
+    <w:p>
+      <w:pPr>
+        <w:numPr>
+          <w:ilvl w:val="0"/>
+          <w:numId w:val="12"/>
+        </w:numPr>
+      </w:pPr>
+      <w:r>
+        <w:rPr>
+          <w:b/>
+          <w:bCs/>
+        </w:rPr>
+        <w:t>NLP Functionality:</w:t>
+      </w:r>
+      <w:r>
+        <w:t xml:space="preserve"> Tests the keyword extraction algorithms with sample text inputs to confirm valid output generation (strings/lists) without running heavy models.</w:t>
+      </w:r>
+    </w:p>
+    <w:p>
+      <w:pPr>
+        <w:numPr>
+          <w:ilvl w:val="0"/>
+          <w:numId w:val="12"/>
+        </w:numPr>
+      </w:pPr>
+      <w:r>
+        <w:rPr>
+          <w:b/>
+          <w:bCs/>
+        </w:rPr>
+        <w:t>System Integrity:</w:t>
+      </w:r>
+      <w:r>
+        <w:t xml:space="preserve"> Validates the automated directory setup process, ensuring that all necessary storage folders (audio, transcripts, summaries) are created correctly upon initialization.</w:t>
+      </w:r>
+    </w:p>
+    <w:p>
+      <w:r>
+        <w:rPr>
+          <w:b/>
+          <w:bCs/>
+        </w:rPr>
+        <w:t>Outcome:</w:t>
+      </w:r>
+      <w:r>
+        <w:t xml:space="preserve"> The test suite allows for automated health checks of the codebase (python -m </w:t>
+      </w:r>
+      <w:proofErr w:type="spellStart"/>
+      <w:r>
+        <w:t>unittest</w:t>
+      </w:r>
+      <w:proofErr w:type="spellEnd"/>
+      <w:r>
+        <w:t xml:space="preserve"> discover tests), catching errors early and ensuring that core logic functions correctly before processing large audio files.</w:t>
+      </w:r>
+    </w:p>
+    <w:p/>
+    <w:p>
+      <w:pPr>
+        <w:rPr>
+          <w:b/>
+          <w:bCs/>
+        </w:rPr>
+      </w:pPr>
       <w:r>
         <w:rPr>
           <w:b/>
@@ -726,7 +862,6 @@
         </w:numPr>
       </w:pPr>
       <w:r>
-        <w:lastRenderedPageBreak/>
         <w:t>Raw audio files (MP3/M4A) are loaded and converted to WAV format.</w:t>
       </w:r>
     </w:p>
@@ -930,6 +1065,7 @@
           <w:b/>
           <w:bCs/>
         </w:rPr>
+        <w:lastRenderedPageBreak/>
         <w:t>Step 4: Sentiment Analysis</w:t>
       </w:r>
     </w:p>
@@ -1143,7 +1279,6 @@
           <w:b/>
           <w:bCs/>
         </w:rPr>
-        <w:lastRenderedPageBreak/>
         <w:t>Module:</w:t>
       </w:r>
       <w:r>
@@ -1403,6 +1538,7 @@
           <w:b/>
           <w:bCs/>
         </w:rPr>
+        <w:lastRenderedPageBreak/>
         <w:t>High-Accuracy Transcription:</w:t>
       </w:r>
       <w:r>
@@ -3065,6 +3201,119 @@
         <w:rFonts w:ascii="Wingdings" w:hAnsi="Wingdings" w:hint="default"/>
         <w:sz w:val="20"/>
       </w:rPr>
+    </w:lvl>
+  </w:abstractNum>
+  <w:abstractNum w:abstractNumId="11" w15:restartNumberingAfterBreak="0">
+    <w:nsid w:val="768E003E"/>
+    <w:multiLevelType w:val="multilevel"/>
+    <w:tmpl w:val="0C127FC8"/>
+    <w:lvl w:ilvl="0">
+      <w:start w:val="1"/>
+      <w:numFmt w:val="decimal"/>
+      <w:lvlText w:val="%1."/>
+      <w:lvlJc w:val="left"/>
+      <w:pPr>
+        <w:tabs>
+          <w:tab w:val="num" w:pos="720"/>
+        </w:tabs>
+        <w:ind w:left="720" w:hanging="360"/>
+      </w:pPr>
+    </w:lvl>
+    <w:lvl w:ilvl="1" w:tentative="1">
+      <w:start w:val="1"/>
+      <w:numFmt w:val="decimal"/>
+      <w:lvlText w:val="%2."/>
+      <w:lvlJc w:val="left"/>
+      <w:pPr>
+        <w:tabs>
+          <w:tab w:val="num" w:pos="1440"/>
+        </w:tabs>
+        <w:ind w:left="1440" w:hanging="360"/>
+      </w:pPr>
+    </w:lvl>
+    <w:lvl w:ilvl="2" w:tentative="1">
+      <w:start w:val="1"/>
+      <w:numFmt w:val="decimal"/>
+      <w:lvlText w:val="%3."/>
+      <w:lvlJc w:val="left"/>
+      <w:pPr>
+        <w:tabs>
+          <w:tab w:val="num" w:pos="2160"/>
+        </w:tabs>
+        <w:ind w:left="2160" w:hanging="360"/>
+      </w:pPr>
+    </w:lvl>
+    <w:lvl w:ilvl="3" w:tentative="1">
+      <w:start w:val="1"/>
+      <w:numFmt w:val="decimal"/>
+      <w:lvlText w:val="%4."/>
+      <w:lvlJc w:val="left"/>
+      <w:pPr>
+        <w:tabs>
+          <w:tab w:val="num" w:pos="2880"/>
+        </w:tabs>
+        <w:ind w:left="2880" w:hanging="360"/>
+      </w:pPr>
+    </w:lvl>
+    <w:lvl w:ilvl="4" w:tentative="1">
+      <w:start w:val="1"/>
+      <w:numFmt w:val="decimal"/>
+      <w:lvlText w:val="%5."/>
+      <w:lvlJc w:val="left"/>
+      <w:pPr>
+        <w:tabs>
+          <w:tab w:val="num" w:pos="3600"/>
+        </w:tabs>
+        <w:ind w:left="3600" w:hanging="360"/>
+      </w:pPr>
+    </w:lvl>
+    <w:lvl w:ilvl="5" w:tentative="1">
+      <w:start w:val="1"/>
+      <w:numFmt w:val="decimal"/>
+      <w:lvlText w:val="%6."/>
+      <w:lvlJc w:val="left"/>
+      <w:pPr>
+        <w:tabs>
+          <w:tab w:val="num" w:pos="4320"/>
+        </w:tabs>
+        <w:ind w:left="4320" w:hanging="360"/>
+      </w:pPr>
+    </w:lvl>
+    <w:lvl w:ilvl="6" w:tentative="1">
+      <w:start w:val="1"/>
+      <w:numFmt w:val="decimal"/>
+      <w:lvlText w:val="%7."/>
+      <w:lvlJc w:val="left"/>
+      <w:pPr>
+        <w:tabs>
+          <w:tab w:val="num" w:pos="5040"/>
+        </w:tabs>
+        <w:ind w:left="5040" w:hanging="360"/>
+      </w:pPr>
+    </w:lvl>
+    <w:lvl w:ilvl="7" w:tentative="1">
+      <w:start w:val="1"/>
+      <w:numFmt w:val="decimal"/>
+      <w:lvlText w:val="%8."/>
+      <w:lvlJc w:val="left"/>
+      <w:pPr>
+        <w:tabs>
+          <w:tab w:val="num" w:pos="5760"/>
+        </w:tabs>
+        <w:ind w:left="5760" w:hanging="360"/>
+      </w:pPr>
+    </w:lvl>
+    <w:lvl w:ilvl="8" w:tentative="1">
+      <w:start w:val="1"/>
+      <w:numFmt w:val="decimal"/>
+      <w:lvlText w:val="%9."/>
+      <w:lvlJc w:val="left"/>
+      <w:pPr>
+        <w:tabs>
+          <w:tab w:val="num" w:pos="6480"/>
+        </w:tabs>
+        <w:ind w:left="6480" w:hanging="360"/>
+      </w:pPr>
     </w:lvl>
   </w:abstractNum>
   <w:num w:numId="1" w16cid:durableId="760217770">
@@ -3099,6 +3348,9 @@
   </w:num>
   <w:num w:numId="11" w16cid:durableId="880094425">
     <w:abstractNumId w:val="8"/>
+  </w:num>
+  <w:num w:numId="12" w16cid:durableId="1175800156">
+    <w:abstractNumId w:val="11"/>
   </w:num>
 </w:numbering>
 </file>
